--- a/Science Books/QED Course/Lesson 49 Feynman Rules.docx
+++ b/Science Books/QED Course/Lesson 49 Feynman Rules.docx
@@ -377,8 +377,161 @@
       </w:pPr>
       <m:oMathPara>
         <m:oMath>
+          <m:sSup>
+            <m:e>
+              <m:r>
+                <m:t xml:space="preserve">S</m:t>
+              </m:r>
+            </m:e>
+            <m:sup>
+              <m:r>
+                <m:t xml:space="preserve">n</m:t>
+              </m:r>
+            </m:sup>
+          </m:sSup>
           <m:r>
-            <m:t xml:space="preserve">S^((n)) = (−i)^n/n! ∫ d⁴x₁ ⋯ d⁴x_n , T{ ℋ_int(x₁) ⋯ ℋ_int(x_n) }</m:t>
+            <m:t xml:space="preserve">=</m:t>
+          </m:r>
+          <m:f>
+            <m:num>
+              <m:sSup>
+                <m:e>
+                  <m:r>
+                    <m:t xml:space="preserve">−</m:t>
+                  </m:r>
+                  <m:r>
+                    <m:t xml:space="preserve">i</m:t>
+                  </m:r>
+                </m:e>
+                <m:sup>
+                  <m:r>
+                    <m:t xml:space="preserve">n</m:t>
+                  </m:r>
+                </m:sup>
+              </m:sSup>
+            </m:num>
+            <m:den>
+              <m:r>
+                <m:t xml:space="preserve">n!</m:t>
+              </m:r>
+            </m:den>
+          </m:f>
+          <m:r>
+            <m:t xml:space="preserve">∫</m:t>
+          </m:r>
+          <m:sSup>
+            <m:e>
+              <m:r>
+                <m:t xml:space="preserve">d</m:t>
+              </m:r>
+            </m:e>
+            <m:sup>
+              <m:r>
+                <m:t xml:space="preserve">4</m:t>
+              </m:r>
+            </m:sup>
+          </m:sSup>
+          <m:sSub>
+            <m:e>
+              <m:r>
+                <m:t xml:space="preserve">x</m:t>
+              </m:r>
+            </m:e>
+            <m:sub>
+              <m:r>
+                <m:t xml:space="preserve">1</m:t>
+              </m:r>
+            </m:sub>
+          </m:sSub>
+          <m:r>
+            <m:t xml:space="preserve">⋯</m:t>
+          </m:r>
+          <m:sSup>
+            <m:e>
+              <m:r>
+                <m:t xml:space="preserve">d</m:t>
+              </m:r>
+            </m:e>
+            <m:sup>
+              <m:r>
+                <m:t xml:space="preserve">4</m:t>
+              </m:r>
+            </m:sup>
+          </m:sSup>
+          <m:sSub>
+            <m:e>
+              <m:r>
+                <m:t xml:space="preserve">x</m:t>
+              </m:r>
+            </m:e>
+            <m:sub>
+              <m:r>
+                <m:t xml:space="preserve">n</m:t>
+              </m:r>
+            </m:sub>
+          </m:sSub>
+          <m:r>
+            <m:t xml:space="preserve">,</m:t>
+          </m:r>
+          <m:r>
+            <m:t xml:space="preserve">T</m:t>
+          </m:r>
+          <m:r>
+            <m:t xml:space="preserve">{</m:t>
+          </m:r>
+          <m:sSub>
+            <m:e>
+              <m:r>
+                <m:t xml:space="preserve">ℋ</m:t>
+              </m:r>
+            </m:e>
+            <m:sub>
+              <m:r>
+                <m:t xml:space="preserve">int</m:t>
+              </m:r>
+            </m:sub>
+          </m:sSub>
+          <m:sSub>
+            <m:e>
+              <m:r>
+                <m:t xml:space="preserve">x</m:t>
+              </m:r>
+            </m:e>
+            <m:sub>
+              <m:r>
+                <m:t xml:space="preserve">1</m:t>
+              </m:r>
+            </m:sub>
+          </m:sSub>
+          <m:r>
+            <m:t xml:space="preserve">⋯</m:t>
+          </m:r>
+          <m:sSub>
+            <m:e>
+              <m:r>
+                <m:t xml:space="preserve">ℋ</m:t>
+              </m:r>
+            </m:e>
+            <m:sub>
+              <m:r>
+                <m:t xml:space="preserve">int</m:t>
+              </m:r>
+            </m:sub>
+          </m:sSub>
+          <m:sSub>
+            <m:e>
+              <m:r>
+                <m:t xml:space="preserve">x</m:t>
+              </m:r>
+            </m:e>
+            <m:sub>
+              <m:r>
+                <m:t xml:space="preserve">n</m:t>
+              </m:r>
+            </m:sub>
+          </m:sSub>
+          <m:r>
+            <m:t xml:space="preserve">}</m:t>
           </m:r>
         </m:oMath>
       </m:oMathPara>
@@ -455,9 +608,328 @@
       </w:pPr>
       <m:oMathPara>
         <m:oMath>
+          <m:sSup>
+            <m:e>
+              <m:r>
+                <m:t xml:space="preserve">e</m:t>
+              </m:r>
+            </m:e>
+            <m:sup>
+              <m:r>
+                <m:t xml:space="preserve">2</m:t>
+              </m:r>
+            </m:sup>
+          </m:sSup>
+          <m:sSup>
+            <m:e>
+              <m:r>
+                <m:t xml:space="preserve">∫d</m:t>
+              </m:r>
+            </m:e>
+            <m:sup>
+              <m:r>
+                <m:t xml:space="preserve">4</m:t>
+              </m:r>
+            </m:sup>
+          </m:sSup>
+          <m:sSub>
+            <m:e>
+              <m:r>
+                <m:t xml:space="preserve">x</m:t>
+              </m:r>
+            </m:e>
+            <m:sub>
+              <m:r>
+                <m:t xml:space="preserve">1</m:t>
+              </m:r>
+            </m:sub>
+          </m:sSub>
+          <m:sSup>
+            <m:e>
+              <m:r>
+                <m:t xml:space="preserve">d</m:t>
+              </m:r>
+            </m:e>
+            <m:sup>
+              <m:r>
+                <m:t xml:space="preserve">4</m:t>
+              </m:r>
+            </m:sup>
+          </m:sSup>
+          <m:sSub>
+            <m:e>
+              <m:r>
+                <m:t xml:space="preserve">x</m:t>
+              </m:r>
+            </m:e>
+            <m:sub>
+              <m:r>
+                <m:t xml:space="preserve">2</m:t>
+              </m:r>
+            </m:sub>
+          </m:sSub>
+          <m:sSup>
+            <m:e>
+              <m:r>
+                <m:t xml:space="preserve">∫d</m:t>
+              </m:r>
+            </m:e>
+            <m:sup>
+              <m:r>
+                <m:t xml:space="preserve">4</m:t>
+              </m:r>
+            </m:sup>
+          </m:sSup>
+          <m:f>
+            <m:num>
+              <m:r>
+                <m:t xml:space="preserve">q</m:t>
+              </m:r>
+            </m:num>
+            <m:den>
+              <m:sSup>
+                <m:e>
+                  <m:r>
+                    <m:t xml:space="preserve">2π</m:t>
+                  </m:r>
+                </m:e>
+                <m:sup>
+                  <m:r>
+                    <m:t xml:space="preserve">4</m:t>
+                  </m:r>
+                </m:sup>
+              </m:sSup>
+            </m:den>
+          </m:f>
           <m:r>
-            <m:t xml:space="preserve">e² ∫d⁴x₁d⁴x₂ ∫d⁴q/(2π)⁴ , ū(p′)γ^α [ i(q̸+m)/(q²−m²+iε) ] γ^β u(p) , ε_α(k′)ε_β(k) , e^(i(p′+k′−q)x₁) e^(i(q−p−k)x₂)</m:t>
+            <m:t xml:space="preserve">,</m:t>
           </m:r>
+          <m:r>
+            <m:t xml:space="preserve">ū</m:t>
+          </m:r>
+          <m:r>
+            <m:t xml:space="preserve">p</m:t>
+          </m:r>
+          <m:r>
+            <m:t xml:space="preserve">′</m:t>
+          </m:r>
+          <m:sSup>
+            <m:e>
+              <m:r>
+                <m:t xml:space="preserve">γ</m:t>
+              </m:r>
+            </m:e>
+            <m:sup>
+              <m:r>
+                <m:t xml:space="preserve">α</m:t>
+              </m:r>
+            </m:sup>
+          </m:sSup>
+          <m:r>
+            <m:t xml:space="preserve">[</m:t>
+          </m:r>
+          <m:r>
+            <m:t xml:space="preserve">i</m:t>
+          </m:r>
+          <m:f>
+            <m:num>
+              <m:acc>
+                <m:accPr>
+                  <m:chr m:val="/"/>
+                </m:accPr>
+                <m:e>
+                  <m:r>
+                    <m:t xml:space="preserve">q</m:t>
+                  </m:r>
+                </m:e>
+              </m:acc>
+              <m:r>
+                <m:t xml:space="preserve">+</m:t>
+              </m:r>
+              <m:r>
+                <m:t xml:space="preserve">m</m:t>
+              </m:r>
+            </m:num>
+            <m:den>
+              <m:sSup>
+                <m:e>
+                  <m:r>
+                    <m:t xml:space="preserve">q</m:t>
+                  </m:r>
+                </m:e>
+                <m:sup>
+                  <m:r>
+                    <m:t xml:space="preserve">2</m:t>
+                  </m:r>
+                </m:sup>
+              </m:sSup>
+              <m:r>
+                <m:t xml:space="preserve">−</m:t>
+              </m:r>
+              <m:sSup>
+                <m:e>
+                  <m:r>
+                    <m:t xml:space="preserve">m</m:t>
+                  </m:r>
+                </m:e>
+                <m:sup>
+                  <m:r>
+                    <m:t xml:space="preserve">2</m:t>
+                  </m:r>
+                </m:sup>
+              </m:sSup>
+              <m:r>
+                <m:t xml:space="preserve">+</m:t>
+              </m:r>
+              <m:r>
+                <m:t xml:space="preserve">iε</m:t>
+              </m:r>
+            </m:den>
+          </m:f>
+          <m:r>
+            <m:t xml:space="preserve">]</m:t>
+          </m:r>
+          <m:sSup>
+            <m:e>
+              <m:r>
+                <m:t xml:space="preserve">γ</m:t>
+              </m:r>
+            </m:e>
+            <m:sup>
+              <m:r>
+                <m:t xml:space="preserve">β</m:t>
+              </m:r>
+            </m:sup>
+          </m:sSup>
+          <m:r>
+            <m:t xml:space="preserve">u</m:t>
+          </m:r>
+          <m:r>
+            <m:t xml:space="preserve">p</m:t>
+          </m:r>
+          <m:r>
+            <m:t xml:space="preserve">,</m:t>
+          </m:r>
+          <m:sSub>
+            <m:e>
+              <m:r>
+                <m:t xml:space="preserve">ε</m:t>
+              </m:r>
+            </m:e>
+            <m:sub>
+              <m:r>
+                <m:t xml:space="preserve">α</m:t>
+              </m:r>
+            </m:sub>
+          </m:sSub>
+          <m:r>
+            <m:t xml:space="preserve">k</m:t>
+          </m:r>
+          <m:r>
+            <m:t xml:space="preserve">′</m:t>
+          </m:r>
+          <m:sSub>
+            <m:e>
+              <m:r>
+                <m:t xml:space="preserve">ε</m:t>
+              </m:r>
+            </m:e>
+            <m:sub>
+              <m:r>
+                <m:t xml:space="preserve">β</m:t>
+              </m:r>
+            </m:sub>
+          </m:sSub>
+          <m:r>
+            <m:t xml:space="preserve">k</m:t>
+          </m:r>
+          <m:r>
+            <m:t xml:space="preserve">,</m:t>
+          </m:r>
+          <m:sSup>
+            <m:e>
+              <m:r>
+                <m:t xml:space="preserve">e</m:t>
+              </m:r>
+            </m:e>
+            <m:sup>
+              <m:r>
+                <m:t xml:space="preserve">i</m:t>
+              </m:r>
+              <m:r>
+                <m:t xml:space="preserve">p</m:t>
+              </m:r>
+              <m:r>
+                <m:t xml:space="preserve">′</m:t>
+              </m:r>
+              <m:r>
+                <m:t xml:space="preserve">+</m:t>
+              </m:r>
+              <m:r>
+                <m:t xml:space="preserve">k</m:t>
+              </m:r>
+              <m:r>
+                <m:t xml:space="preserve">′</m:t>
+              </m:r>
+              <m:r>
+                <m:t xml:space="preserve">−</m:t>
+              </m:r>
+              <m:r>
+                <m:t xml:space="preserve">q</m:t>
+              </m:r>
+              <m:sSub>
+                <m:e>
+                  <m:r>
+                    <m:t xml:space="preserve">x</m:t>
+                  </m:r>
+                </m:e>
+                <m:sub>
+                  <m:r>
+                    <m:t xml:space="preserve">1</m:t>
+                  </m:r>
+                </m:sub>
+              </m:sSub>
+            </m:sup>
+          </m:sSup>
+          <m:sSup>
+            <m:e>
+              <m:r>
+                <m:t xml:space="preserve">e</m:t>
+              </m:r>
+            </m:e>
+            <m:sup>
+              <m:r>
+                <m:t xml:space="preserve">i</m:t>
+              </m:r>
+              <m:r>
+                <m:t xml:space="preserve">q</m:t>
+              </m:r>
+              <m:r>
+                <m:t xml:space="preserve">−</m:t>
+              </m:r>
+              <m:r>
+                <m:t xml:space="preserve">p</m:t>
+              </m:r>
+              <m:r>
+                <m:t xml:space="preserve">−</m:t>
+              </m:r>
+              <m:r>
+                <m:t xml:space="preserve">k</m:t>
+              </m:r>
+              <m:sSub>
+                <m:e>
+                  <m:r>
+                    <m:t xml:space="preserve">x</m:t>
+                  </m:r>
+                </m:e>
+                <m:sub>
+                  <m:r>
+                    <m:t xml:space="preserve">2</m:t>
+                  </m:r>
+                </m:sub>
+              </m:sSub>
+            </m:sup>
+          </m:sSup>
         </m:oMath>
       </m:oMathPara>
     </w:p>
@@ -487,7 +959,195 @@
       <m:oMathPara>
         <m:oMath>
           <m:r>
-            <m:t xml:space="preserve">i ℳ_(direct) = (ie)² , ū(p′) γ^α [ i (p̸+k̸+m) / ((p+k)²−m²+iε) ] γ^β u(p) , ε_α(k′) ε_β(k)</m:t>
+            <m:t xml:space="preserve">i</m:t>
+          </m:r>
+          <m:sSub>
+            <m:e>
+              <m:r>
+                <m:t xml:space="preserve">ℳ</m:t>
+              </m:r>
+            </m:e>
+            <m:sub>
+              <m:r>
+                <m:t xml:space="preserve">direct</m:t>
+              </m:r>
+            </m:sub>
+          </m:sSub>
+          <m:r>
+            <m:t xml:space="preserve">=</m:t>
+          </m:r>
+          <m:sSup>
+            <m:e>
+              <m:r>
+                <m:t xml:space="preserve">ie</m:t>
+              </m:r>
+            </m:e>
+            <m:sup>
+              <m:r>
+                <m:t xml:space="preserve">2</m:t>
+              </m:r>
+            </m:sup>
+          </m:sSup>
+          <m:r>
+            <m:t xml:space="preserve">,</m:t>
+          </m:r>
+          <m:r>
+            <m:t xml:space="preserve">ū</m:t>
+          </m:r>
+          <m:r>
+            <m:t xml:space="preserve">p</m:t>
+          </m:r>
+          <m:r>
+            <m:t xml:space="preserve">′</m:t>
+          </m:r>
+          <m:sSup>
+            <m:e>
+              <m:r>
+                <m:t xml:space="preserve">γ</m:t>
+              </m:r>
+            </m:e>
+            <m:sup>
+              <m:r>
+                <m:t xml:space="preserve">α</m:t>
+              </m:r>
+            </m:sup>
+          </m:sSup>
+          <m:r>
+            <m:t xml:space="preserve">[</m:t>
+          </m:r>
+          <m:r>
+            <m:t xml:space="preserve">i</m:t>
+          </m:r>
+          <m:f>
+            <m:num>
+              <m:acc>
+                <m:accPr>
+                  <m:chr m:val="/"/>
+                </m:accPr>
+                <m:e>
+                  <m:r>
+                    <m:t xml:space="preserve">p</m:t>
+                  </m:r>
+                </m:e>
+              </m:acc>
+              <m:r>
+                <m:t xml:space="preserve">+</m:t>
+              </m:r>
+              <m:acc>
+                <m:accPr>
+                  <m:chr m:val="/"/>
+                </m:accPr>
+                <m:e>
+                  <m:r>
+                    <m:t xml:space="preserve">k</m:t>
+                  </m:r>
+                </m:e>
+              </m:acc>
+              <m:r>
+                <m:t xml:space="preserve">+</m:t>
+              </m:r>
+              <m:r>
+                <m:t xml:space="preserve">m</m:t>
+              </m:r>
+            </m:num>
+            <m:den>
+              <m:sSup>
+                <m:e>
+                  <m:r>
+                    <m:t xml:space="preserve">p</m:t>
+                  </m:r>
+                  <m:r>
+                    <m:t xml:space="preserve">+</m:t>
+                  </m:r>
+                  <m:r>
+                    <m:t xml:space="preserve">k</m:t>
+                  </m:r>
+                </m:e>
+                <m:sup>
+                  <m:r>
+                    <m:t xml:space="preserve">2</m:t>
+                  </m:r>
+                </m:sup>
+              </m:sSup>
+              <m:r>
+                <m:t xml:space="preserve">−</m:t>
+              </m:r>
+              <m:sSup>
+                <m:e>
+                  <m:r>
+                    <m:t xml:space="preserve">m</m:t>
+                  </m:r>
+                </m:e>
+                <m:sup>
+                  <m:r>
+                    <m:t xml:space="preserve">2</m:t>
+                  </m:r>
+                </m:sup>
+              </m:sSup>
+              <m:r>
+                <m:t xml:space="preserve">+</m:t>
+              </m:r>
+              <m:r>
+                <m:t xml:space="preserve">iε</m:t>
+              </m:r>
+            </m:den>
+          </m:f>
+          <m:r>
+            <m:t xml:space="preserve">]</m:t>
+          </m:r>
+          <m:sSup>
+            <m:e>
+              <m:r>
+                <m:t xml:space="preserve">γ</m:t>
+              </m:r>
+            </m:e>
+            <m:sup>
+              <m:r>
+                <m:t xml:space="preserve">β</m:t>
+              </m:r>
+            </m:sup>
+          </m:sSup>
+          <m:r>
+            <m:t xml:space="preserve">u</m:t>
+          </m:r>
+          <m:r>
+            <m:t xml:space="preserve">p</m:t>
+          </m:r>
+          <m:r>
+            <m:t xml:space="preserve">,</m:t>
+          </m:r>
+          <m:sSub>
+            <m:e>
+              <m:r>
+                <m:t xml:space="preserve">ε</m:t>
+              </m:r>
+            </m:e>
+            <m:sub>
+              <m:r>
+                <m:t xml:space="preserve">α</m:t>
+              </m:r>
+            </m:sub>
+          </m:sSub>
+          <m:r>
+            <m:t xml:space="preserve">k</m:t>
+          </m:r>
+          <m:r>
+            <m:t xml:space="preserve">′</m:t>
+          </m:r>
+          <m:sSub>
+            <m:e>
+              <m:r>
+                <m:t xml:space="preserve">ε</m:t>
+              </m:r>
+            </m:e>
+            <m:sub>
+              <m:r>
+                <m:t xml:space="preserve">β</m:t>
+              </m:r>
+            </m:sub>
+          </m:sSub>
+          <m:r>
+            <m:t xml:space="preserve">k</m:t>
           </m:r>
         </m:oMath>
       </m:oMathPara>
@@ -584,10 +1244,47 @@
     </w:p>
     <w:p>
       <w:pPr>
+        <w:spacing w:before="160" w:after="160"/>
+        <w:jc w:val="center"/>
+      </w:pPr>
+      <w:r>
+        <w:rPr>
+          <w:rFonts w:ascii="Consolas" w:hAnsi="Consolas" w:cs="Consolas" w:eastAsia="Consolas"/>
+          <w:sz w:val="20"/>
+        </w:rPr>
+        <w:t xml:space="preserve"> incoming fermion:  ——▶——     incoming photon:  ~~~~~~</w:t>
+      </w:r>
+      <w:r>
+        <w:rPr>
+          <w:rFonts w:ascii="Consolas" w:hAnsi="Consolas" w:cs="Consolas" w:eastAsia="Consolas"/>
+          <w:sz w:val="20"/>
+        </w:rPr>
+        <w:br/>
+        <w:t xml:space="preserve"> outgoing fermion:  ——▶——     outgoing photon:  ~~~~~~</w:t>
+      </w:r>
+      <w:r>
+        <w:rPr>
+          <w:rFonts w:ascii="Consolas" w:hAnsi="Consolas" w:cs="Consolas" w:eastAsia="Consolas"/>
+          <w:sz w:val="20"/>
+        </w:rPr>
+        <w:br/>
+        <w:t xml:space="preserve"> internal fermion:  ——▶——     internal photon:  ~~~~~~</w:t>
+      </w:r>
+      <w:r>
+        <w:rPr>
+          <w:rFonts w:ascii="Consolas" w:hAnsi="Consolas" w:cs="Consolas" w:eastAsia="Consolas"/>
+          <w:sz w:val="20"/>
+        </w:rPr>
+        <w:br/>
+        <w:t xml:space="preserve"> vertex:            *</w:t>
+      </w:r>
+    </w:p>
+    <w:p>
+      <w:pPr>
         <w:pStyle w:val="ListNumber"/>
         <w:numPr>
           <w:ilvl w:val="0"/>
-          <w:numId w:val="10"/>
+          <w:numId w:val="11"/>
         </w:numPr>
       </w:pPr>
       <w:r>
@@ -599,7 +1296,7 @@
         <w:pStyle w:val="ListNumber"/>
         <w:numPr>
           <w:ilvl w:val="0"/>
-          <w:numId w:val="10"/>
+          <w:numId w:val="11"/>
         </w:numPr>
       </w:pPr>
       <w:r>
@@ -611,7 +1308,7 @@
         <w:pStyle w:val="ListNumber"/>
         <w:numPr>
           <w:ilvl w:val="0"/>
-          <w:numId w:val="10"/>
+          <w:numId w:val="11"/>
         </w:numPr>
       </w:pPr>
       <w:r>
@@ -623,7 +1320,7 @@
         <w:pStyle w:val="ListNumber"/>
         <w:numPr>
           <w:ilvl w:val="0"/>
-          <w:numId w:val="10"/>
+          <w:numId w:val="11"/>
         </w:numPr>
       </w:pPr>
       <w:r>
@@ -635,7 +1332,7 @@
         <w:pStyle w:val="ListNumber"/>
         <w:numPr>
           <w:ilvl w:val="0"/>
-          <w:numId w:val="10"/>
+          <w:numId w:val="11"/>
         </w:numPr>
       </w:pPr>
       <w:r>
@@ -647,7 +1344,7 @@
         <w:pStyle w:val="ListNumber"/>
         <w:numPr>
           <w:ilvl w:val="0"/>
-          <w:numId w:val="10"/>
+          <w:numId w:val="11"/>
         </w:numPr>
       </w:pPr>
       <w:r>
@@ -659,7 +1356,7 @@
         <w:pStyle w:val="ListNumber"/>
         <w:numPr>
           <w:ilvl w:val="0"/>
-          <w:numId w:val="10"/>
+          <w:numId w:val="11"/>
         </w:numPr>
       </w:pPr>
       <w:r>
@@ -949,7 +1646,7 @@
         <w:pStyle w:val="ListNumber"/>
         <w:numPr>
           <w:ilvl w:val="0"/>
-          <w:numId w:val="11"/>
+          <w:numId w:val="12"/>
         </w:numPr>
       </w:pPr>
       <w:r>
@@ -961,7 +1658,7 @@
         <w:pStyle w:val="ListNumber"/>
         <w:numPr>
           <w:ilvl w:val="0"/>
-          <w:numId w:val="11"/>
+          <w:numId w:val="12"/>
         </w:numPr>
       </w:pPr>
       <w:r>
@@ -973,7 +1670,7 @@
         <w:pStyle w:val="ListNumber"/>
         <w:numPr>
           <w:ilvl w:val="0"/>
-          <w:numId w:val="11"/>
+          <w:numId w:val="12"/>
         </w:numPr>
       </w:pPr>
       <w:r>
@@ -985,7 +1682,7 @@
         <w:pStyle w:val="ListNumber"/>
         <w:numPr>
           <w:ilvl w:val="0"/>
-          <w:numId w:val="11"/>
+          <w:numId w:val="12"/>
         </w:numPr>
       </w:pPr>
       <w:r>
@@ -997,7 +1694,7 @@
         <w:pStyle w:val="ListNumber"/>
         <w:numPr>
           <w:ilvl w:val="0"/>
-          <w:numId w:val="11"/>
+          <w:numId w:val="12"/>
         </w:numPr>
       </w:pPr>
       <w:r>
@@ -1009,7 +1706,7 @@
         <w:pStyle w:val="ListNumber"/>
         <w:numPr>
           <w:ilvl w:val="0"/>
-          <w:numId w:val="11"/>
+          <w:numId w:val="12"/>
         </w:numPr>
       </w:pPr>
       <w:r>
@@ -2231,6 +2928,12 @@
       <w:startOverride w:val="1"/>
     </w:lvlOverride>
   </w:num>
+  <w:num w:numId="12">
+    <w:abstractNumId w:val="7"/>
+    <w:lvlOverride w:ilvl="0">
+      <w:startOverride w:val="1"/>
+    </w:lvlOverride>
+  </w:num>
 </w:numbering>
 </file>
 
@@ -2458,14 +3161,15 @@
       <w:keepNext/>
       <w:keepLines/>
       <w:spacing w:before="280" w:after="140"/>
+      <w:jc w:val="center"/>
       <w:outlineLvl w:val="0"/>
     </w:pPr>
     <w:rPr>
-      <w:rFonts w:asciiTheme="majorHAnsi" w:eastAsiaTheme="majorEastAsia" w:hAnsiTheme="majorHAnsi" w:cstheme="majorBidi" w:ascii="Aptos Display" w:hAnsi="Aptos Display"/>
+      <w:rFonts w:asciiTheme="majorHAnsi" w:eastAsiaTheme="majorEastAsia" w:hAnsiTheme="majorHAnsi" w:cstheme="majorBidi" w:ascii="Amazon Ember" w:hAnsi="Amazon Ember" w:eastAsia="Amazon Ember" w:cs="Amazon Ember"/>
       <w:b/>
       <w:bCs/>
-      <w:color w:val="000000"/>
-      <w:sz w:val="40"/>
+      <w:color w:val="0000FF"/>
+      <w:sz w:val="36"/>
       <w:szCs w:val="28"/>
     </w:rPr>
   </w:style>
@@ -2482,14 +3186,15 @@
       <w:keepNext/>
       <w:keepLines/>
       <w:spacing w:before="280" w:after="140"/>
+      <w:jc w:val="center"/>
       <w:outlineLvl w:val="1"/>
     </w:pPr>
     <w:rPr>
-      <w:rFonts w:asciiTheme="majorHAnsi" w:eastAsiaTheme="majorEastAsia" w:hAnsiTheme="majorHAnsi" w:cstheme="majorBidi" w:ascii="Aptos Display" w:hAnsi="Aptos Display"/>
+      <w:rFonts w:asciiTheme="majorHAnsi" w:eastAsiaTheme="majorEastAsia" w:hAnsiTheme="majorHAnsi" w:cstheme="majorBidi" w:ascii="Amazon Ember" w:hAnsi="Amazon Ember" w:eastAsia="Amazon Ember" w:cs="Amazon Ember"/>
       <w:b/>
       <w:bCs/>
-      <w:color w:val="000000"/>
-      <w:sz w:val="30"/>
+      <w:color w:val="0000FF"/>
+      <w:sz w:val="32"/>
       <w:szCs w:val="26"/>
     </w:rPr>
   </w:style>
@@ -2506,14 +3211,15 @@
       <w:keepNext/>
       <w:keepLines/>
       <w:spacing w:before="280" w:after="140"/>
+      <w:jc w:val="center"/>
       <w:outlineLvl w:val="2"/>
     </w:pPr>
     <w:rPr>
-      <w:rFonts w:asciiTheme="majorHAnsi" w:eastAsiaTheme="majorEastAsia" w:hAnsiTheme="majorHAnsi" w:cstheme="majorBidi" w:ascii="Aptos Display" w:hAnsi="Aptos Display"/>
+      <w:rFonts w:asciiTheme="majorHAnsi" w:eastAsiaTheme="majorEastAsia" w:hAnsiTheme="majorHAnsi" w:cstheme="majorBidi" w:ascii="Amazon Ember" w:hAnsi="Amazon Ember" w:eastAsia="Amazon Ember" w:cs="Amazon Ember"/>
       <w:b/>
       <w:bCs/>
-      <w:color w:val="000000"/>
-      <w:sz w:val="24"/>
+      <w:color w:val="0000FF"/>
+      <w:sz w:val="28"/>
     </w:rPr>
   </w:style>
   <w:style w:type="paragraph" w:styleId="Heading4">
@@ -2749,11 +3455,12 @@
       </w:pBdr>
       <w:spacing w:after="140" w:line="240" w:lineRule="auto" w:before="0"/>
       <w:contextualSpacing/>
+      <w:jc w:val="center"/>
     </w:pPr>
     <w:rPr>
-      <w:rFonts w:asciiTheme="majorHAnsi" w:eastAsiaTheme="majorEastAsia" w:hAnsiTheme="majorHAnsi" w:cstheme="majorBidi" w:ascii="Aptos Display" w:hAnsi="Aptos Display"/>
+      <w:rFonts w:asciiTheme="majorHAnsi" w:eastAsiaTheme="majorEastAsia" w:hAnsiTheme="majorHAnsi" w:cstheme="majorBidi" w:ascii="Amazon Ember" w:hAnsi="Amazon Ember" w:eastAsia="Amazon Ember" w:cs="Amazon Ember"/>
       <w:b/>
-      <w:color w:val="000000"/>
+      <w:color w:val="0000FF"/>
       <w:spacing w:val="5"/>
       <w:kern w:val="28"/>
       <w:sz w:val="60"/>
@@ -2788,13 +3495,14 @@
         <w:ilvl w:val="1"/>
       </w:numPr>
       <w:spacing w:before="280" w:after="140"/>
+      <w:jc w:val="center"/>
     </w:pPr>
     <w:rPr>
-      <w:rFonts w:asciiTheme="majorHAnsi" w:eastAsiaTheme="majorEastAsia" w:hAnsiTheme="majorHAnsi" w:cstheme="majorBidi" w:ascii="Aptos Display" w:hAnsi="Aptos Display"/>
-      <w:b w:val="0"/>
+      <w:rFonts w:asciiTheme="majorHAnsi" w:eastAsiaTheme="majorEastAsia" w:hAnsiTheme="majorHAnsi" w:cstheme="majorBidi" w:ascii="Amazon Ember" w:hAnsi="Amazon Ember" w:eastAsia="Amazon Ember" w:cs="Amazon Ember"/>
+      <w:b/>
       <w:i/>
       <w:iCs/>
-      <w:color w:val="000000"/>
+      <w:color w:val="0000FF"/>
       <w:spacing w:val="15"/>
       <w:sz w:val="28"/>
       <w:szCs w:val="24"/>

--- a/Science Books/QED Course/Lesson 49 Feynman Rules.docx
+++ b/Science Books/QED Course/Lesson 49 Feynman Rules.docx
@@ -58,7 +58,7 @@
     </w:p>
     <w:p>
       <w:pPr>
-        <w:pStyle w:val="Heading1"/>
+        <w:pStyle w:val="Heading2"/>
       </w:pPr>
       <w:r>
         <w:t>How to use this lesson</w:t>
@@ -71,7 +71,7 @@
     </w:p>
     <w:p>
       <w:pPr>
-        <w:pStyle w:val="Heading2"/>
+        <w:pStyle w:val="Heading3"/>
       </w:pPr>
       <w:r>
         <w:t>Learning objectives</w:t>
@@ -135,7 +135,7 @@
     </w:p>
     <w:p>
       <w:pPr>
-        <w:pStyle w:val="Heading2"/>
+        <w:pStyle w:val="Heading3"/>
       </w:pPr>
       <w:r>
         <w:t>Notation and conventions</w:t>
@@ -351,7 +351,7 @@
     </w:tbl>
     <w:p>
       <w:pPr>
-        <w:pStyle w:val="Heading1"/>
+        <w:pStyle w:val="Heading2"/>
       </w:pPr>
       <w:r>
         <w:t>1 The general Dyson series term</w:t>
@@ -359,7 +359,7 @@
     </w:p>
     <w:p>
       <w:pPr>
-        <w:pStyle w:val="Heading2"/>
+        <w:pStyle w:val="Heading3"/>
       </w:pPr>
       <w:r>
         <w:t>1.1 From first to second order</w:t>
@@ -543,7 +543,7 @@
     </w:p>
     <w:p>
       <w:pPr>
-        <w:pStyle w:val="Heading2"/>
+        <w:pStyle w:val="Heading3"/>
       </w:pPr>
       <w:r>
         <w:t>1.2 Why the 1/n! is exactly right</w:t>
@@ -555,10 +555,11 @@
       </w:r>
     </w:p>
     <w:p>
-      <w:pPr>
-        <w:pStyle w:val="Heading3"/>
-      </w:pPr>
       <w:r>
+        <w:rPr>
+          <w:b/>
+          <w:i/>
+        </w:rPr>
         <w:t>Worked example 1</w:t>
       </w:r>
     </w:p>
@@ -569,7 +570,7 @@
     </w:p>
     <w:p>
       <w:pPr>
-        <w:pStyle w:val="Heading1"/>
+        <w:pStyle w:val="Heading2"/>
       </w:pPr>
       <w:r>
         <w:t>2 Assembling Compton scattering: the direct diagram</w:t>
@@ -577,7 +578,7 @@
     </w:p>
     <w:p>
       <w:pPr>
-        <w:pStyle w:val="Heading2"/>
+        <w:pStyle w:val="Heading3"/>
       </w:pPr>
       <w:r>
         <w:t>2.1 Setting up the contraction</w:t>
@@ -590,7 +591,7 @@
     </w:p>
     <w:p>
       <w:pPr>
-        <w:pStyle w:val="Heading2"/>
+        <w:pStyle w:val="Heading3"/>
       </w:pPr>
       <w:r>
         <w:t>2.2 The two vertex integrals</w:t>
@@ -940,7 +941,7 @@
     </w:p>
     <w:p>
       <w:pPr>
-        <w:pStyle w:val="Heading2"/>
+        <w:pStyle w:val="Heading3"/>
       </w:pPr>
       <w:r>
         <w:t>2.3 The internal momentum is fixed</w:t>
@@ -1158,10 +1159,11 @@
       </w:r>
     </w:p>
     <w:p>
-      <w:pPr>
-        <w:pStyle w:val="Heading3"/>
-      </w:pPr>
       <w:r>
+        <w:rPr>
+          <w:b/>
+          <w:i/>
+        </w:rPr>
         <w:t>Worked example 2</w:t>
       </w:r>
     </w:p>
@@ -1172,7 +1174,7 @@
     </w:p>
     <w:p>
       <w:pPr>
-        <w:pStyle w:val="Heading1"/>
+        <w:pStyle w:val="Heading2"/>
       </w:pPr>
       <w:r>
         <w:t>3 The crossed diagram</w:t>
@@ -1180,7 +1182,7 @@
     </w:p>
     <w:p>
       <w:pPr>
-        <w:pStyle w:val="Heading2"/>
+        <w:pStyle w:val="Heading3"/>
       </w:pPr>
       <w:r>
         <w:t>3.1 A second contraction</w:t>
@@ -1193,7 +1195,7 @@
     </w:p>
     <w:p>
       <w:pPr>
-        <w:pStyle w:val="Heading2"/>
+        <w:pStyle w:val="Heading3"/>
       </w:pPr>
       <w:r>
         <w:t>3.2 Both diagrams contribute</w:t>
@@ -1205,10 +1207,11 @@
       </w:r>
     </w:p>
     <w:p>
-      <w:pPr>
-        <w:pStyle w:val="Heading3"/>
-      </w:pPr>
       <w:r>
+        <w:rPr>
+          <w:b/>
+          <w:i/>
+        </w:rPr>
         <w:t>Worked example 3</w:t>
       </w:r>
     </w:p>
@@ -1219,7 +1222,7 @@
     </w:p>
     <w:p>
       <w:pPr>
-        <w:pStyle w:val="Heading1"/>
+        <w:pStyle w:val="Heading2"/>
       </w:pPr>
       <w:r>
         <w:t>4 The general recipe</w:t>
@@ -1364,10 +1367,11 @@
       </w:r>
     </w:p>
     <w:p>
-      <w:pPr>
-        <w:pStyle w:val="Heading3"/>
-      </w:pPr>
       <w:r>
+        <w:rPr>
+          <w:b/>
+          <w:i/>
+        </w:rPr>
         <w:t>Worked example 4</w:t>
       </w:r>
     </w:p>
@@ -1378,7 +1382,7 @@
     </w:p>
     <w:p>
       <w:pPr>
-        <w:pStyle w:val="Heading1"/>
+        <w:pStyle w:val="Heading2"/>
       </w:pPr>
       <w:r>
         <w:t>5 Connections to QED</w:t>
@@ -1635,7 +1639,7 @@
     </w:p>
     <w:p>
       <w:pPr>
-        <w:pStyle w:val="Heading1"/>
+        <w:pStyle w:val="Heading2"/>
       </w:pPr>
       <w:r>
         <w:t>6 Summary</w:t>
@@ -1715,7 +1719,7 @@
     </w:p>
     <w:p>
       <w:pPr>
-        <w:pStyle w:val="Heading1"/>
+        <w:pStyle w:val="Heading2"/>
       </w:pPr>
       <w:r>
         <w:t>Exercises</w:t>
@@ -2375,7 +2379,7 @@
     </w:tbl>
     <w:p>
       <w:pPr>
-        <w:pStyle w:val="Heading1"/>
+        <w:pStyle w:val="Heading2"/>
       </w:pPr>
       <w:r>
         <w:t>Solutions</w:t>
@@ -2607,7 +2611,7 @@
     </w:p>
     <w:p>
       <w:pPr>
-        <w:pStyle w:val="Heading1"/>
+        <w:pStyle w:val="Heading2"/>
       </w:pPr>
       <w:r>
         <w:t>Mastery checklist</w:t>
@@ -2663,7 +2667,7 @@
     </w:p>
     <w:p>
       <w:pPr>
-        <w:pStyle w:val="Heading1"/>
+        <w:pStyle w:val="Heading2"/>
       </w:pPr>
       <w:r>
         <w:t>Next lesson</w:t>

--- a/Science Books/QED Course/Lesson 49 Feynman Rules.docx
+++ b/Science Books/QED Course/Lesson 49 Feynman Rules.docx
@@ -384,9 +384,14 @@
               </m:r>
             </m:e>
             <m:sup>
-              <m:r>
-                <m:t xml:space="preserve">n</m:t>
-              </m:r>
+              <m:d>
+                <m:dPr/>
+                <m:e>
+                  <m:r>
+                    <m:t xml:space="preserve">n</m:t>
+                  </m:r>
+                </m:e>
+              </m:d>
             </m:sup>
           </m:sSup>
           <m:r>
@@ -396,12 +401,17 @@
             <m:num>
               <m:sSup>
                 <m:e>
-                  <m:r>
-                    <m:t xml:space="preserve">−</m:t>
-                  </m:r>
-                  <m:r>
-                    <m:t xml:space="preserve">i</m:t>
-                  </m:r>
+                  <m:d>
+                    <m:dPr/>
+                    <m:e>
+                      <m:r>
+                        <m:t xml:space="preserve">−</m:t>
+                      </m:r>
+                      <m:r>
+                        <m:t xml:space="preserve">i</m:t>
+                      </m:r>
+                    </m:e>
+                  </m:d>
                 </m:e>
                 <m:sup>
                   <m:r>
@@ -417,7 +427,13 @@
             </m:den>
           </m:f>
           <m:r>
+            <m:t xml:space="preserve"> </m:t>
+          </m:r>
+          <m:r>
             <m:t xml:space="preserve">∫</m:t>
+          </m:r>
+          <m:r>
+            <m:t xml:space="preserve"> </m:t>
           </m:r>
           <m:sSup>
             <m:e>
@@ -471,13 +487,16 @@
             </m:sub>
           </m:sSub>
           <m:r>
-            <m:t xml:space="preserve">,</m:t>
+            <m:t xml:space="preserve"> </m:t>
           </m:r>
           <m:r>
             <m:t xml:space="preserve">T</m:t>
           </m:r>
           <m:r>
             <m:t xml:space="preserve">{</m:t>
+          </m:r>
+          <m:r>
+            <m:t xml:space="preserve"> </m:t>
           </m:r>
           <m:sSub>
             <m:e>
@@ -491,18 +510,23 @@
               </m:r>
             </m:sub>
           </m:sSub>
-          <m:sSub>
+          <m:d>
+            <m:dPr/>
             <m:e>
-              <m:r>
-                <m:t xml:space="preserve">x</m:t>
-              </m:r>
+              <m:sSub>
+                <m:e>
+                  <m:r>
+                    <m:t xml:space="preserve">x</m:t>
+                  </m:r>
+                </m:e>
+                <m:sub>
+                  <m:r>
+                    <m:t xml:space="preserve">1</m:t>
+                  </m:r>
+                </m:sub>
+              </m:sSub>
             </m:e>
-            <m:sub>
-              <m:r>
-                <m:t xml:space="preserve">1</m:t>
-              </m:r>
-            </m:sub>
-          </m:sSub>
+          </m:d>
           <m:r>
             <m:t xml:space="preserve">⋯</m:t>
           </m:r>
@@ -518,18 +542,26 @@
               </m:r>
             </m:sub>
           </m:sSub>
-          <m:sSub>
+          <m:d>
+            <m:dPr/>
             <m:e>
-              <m:r>
-                <m:t xml:space="preserve">x</m:t>
-              </m:r>
+              <m:sSub>
+                <m:e>
+                  <m:r>
+                    <m:t xml:space="preserve">x</m:t>
+                  </m:r>
+                </m:e>
+                <m:sub>
+                  <m:r>
+                    <m:t xml:space="preserve">n</m:t>
+                  </m:r>
+                </m:sub>
+              </m:sSub>
             </m:e>
-            <m:sub>
-              <m:r>
-                <m:t xml:space="preserve">n</m:t>
-              </m:r>
-            </m:sub>
-          </m:sSub>
+          </m:d>
+          <m:r>
+            <m:t xml:space="preserve"> </m:t>
+          </m:r>
           <m:r>
             <m:t xml:space="preserve">}</m:t>
           </m:r>
@@ -621,6 +653,9 @@
               </m:r>
             </m:sup>
           </m:sSup>
+          <m:r>
+            <m:t xml:space="preserve"> </m:t>
+          </m:r>
           <m:sSup>
             <m:e>
               <m:r>
@@ -669,20 +704,23 @@
               </m:r>
             </m:sub>
           </m:sSub>
-          <m:sSup>
-            <m:e>
-              <m:r>
-                <m:t xml:space="preserve">∫d</m:t>
-              </m:r>
-            </m:e>
-            <m:sup>
-              <m:r>
-                <m:t xml:space="preserve">4</m:t>
-              </m:r>
-            </m:sup>
-          </m:sSup>
+          <m:r>
+            <m:t xml:space="preserve"> </m:t>
+          </m:r>
           <m:f>
             <m:num>
+              <m:sSup>
+                <m:e>
+                  <m:r>
+                    <m:t xml:space="preserve">∫d</m:t>
+                  </m:r>
+                </m:e>
+                <m:sup>
+                  <m:r>
+                    <m:t xml:space="preserve">4</m:t>
+                  </m:r>
+                </m:sup>
+              </m:sSup>
               <m:r>
                 <m:t xml:space="preserve">q</m:t>
               </m:r>
@@ -690,9 +728,14 @@
             <m:den>
               <m:sSup>
                 <m:e>
-                  <m:r>
-                    <m:t xml:space="preserve">2π</m:t>
-                  </m:r>
+                  <m:d>
+                    <m:dPr/>
+                    <m:e>
+                      <m:r>
+                        <m:t xml:space="preserve">2π</m:t>
+                      </m:r>
+                    </m:e>
+                  </m:d>
                 </m:e>
                 <m:sup>
                   <m:r>
@@ -703,17 +746,19 @@
             </m:den>
           </m:f>
           <m:r>
-            <m:t xml:space="preserve">,</m:t>
+            <m:t xml:space="preserve"> </m:t>
           </m:r>
           <m:r>
             <m:t xml:space="preserve">ū</m:t>
           </m:r>
-          <m:r>
-            <m:t xml:space="preserve">p</m:t>
-          </m:r>
-          <m:r>
-            <m:t xml:space="preserve">′</m:t>
-          </m:r>
+          <m:d>
+            <m:dPr/>
+            <m:e>
+              <m:r>
+                <m:t xml:space="preserve">p′</m:t>
+              </m:r>
+            </m:e>
+          </m:d>
           <m:sSup>
             <m:e>
               <m:r>
@@ -727,68 +772,81 @@
             </m:sup>
           </m:sSup>
           <m:r>
-            <m:t xml:space="preserve">[</m:t>
+            <m:t xml:space="preserve"> </m:t>
           </m:r>
+          <m:d>
+            <m:dPr>
+              <m:begChr m:val="["/>
+              <m:endChr m:val="]"/>
+            </m:dPr>
+            <m:e>
+              <m:f>
+                <m:num>
+                  <m:r>
+                    <m:t xml:space="preserve">i</m:t>
+                  </m:r>
+                  <m:d>
+                    <m:dPr/>
+                    <m:e>
+                      <m:acc>
+                        <m:accPr>
+                          <m:chr m:val="/"/>
+                        </m:accPr>
+                        <m:e>
+                          <m:r>
+                            <m:t xml:space="preserve">q</m:t>
+                          </m:r>
+                        </m:e>
+                      </m:acc>
+                      <m:r>
+                        <m:t xml:space="preserve">+</m:t>
+                      </m:r>
+                      <m:r>
+                        <m:t xml:space="preserve">m</m:t>
+                      </m:r>
+                    </m:e>
+                  </m:d>
+                </m:num>
+                <m:den>
+                  <m:sSup>
+                    <m:e>
+                      <m:r>
+                        <m:t xml:space="preserve">q</m:t>
+                      </m:r>
+                    </m:e>
+                    <m:sup>
+                      <m:r>
+                        <m:t xml:space="preserve">2</m:t>
+                      </m:r>
+                    </m:sup>
+                  </m:sSup>
+                  <m:r>
+                    <m:t xml:space="preserve">−</m:t>
+                  </m:r>
+                  <m:sSup>
+                    <m:e>
+                      <m:r>
+                        <m:t xml:space="preserve">m</m:t>
+                      </m:r>
+                    </m:e>
+                    <m:sup>
+                      <m:r>
+                        <m:t xml:space="preserve">2</m:t>
+                      </m:r>
+                    </m:sup>
+                  </m:sSup>
+                  <m:r>
+                    <m:t xml:space="preserve">+</m:t>
+                  </m:r>
+                  <m:r>
+                    <m:t xml:space="preserve">iε</m:t>
+                  </m:r>
+                </m:den>
+              </m:f>
+            </m:e>
+          </m:d>
           <m:r>
-            <m:t xml:space="preserve">i</m:t>
-          </m:r>
-          <m:f>
-            <m:num>
-              <m:acc>
-                <m:accPr>
-                  <m:chr m:val="/"/>
-                </m:accPr>
-                <m:e>
-                  <m:r>
-                    <m:t xml:space="preserve">q</m:t>
-                  </m:r>
-                </m:e>
-              </m:acc>
-              <m:r>
-                <m:t xml:space="preserve">+</m:t>
-              </m:r>
-              <m:r>
-                <m:t xml:space="preserve">m</m:t>
-              </m:r>
-            </m:num>
-            <m:den>
-              <m:sSup>
-                <m:e>
-                  <m:r>
-                    <m:t xml:space="preserve">q</m:t>
-                  </m:r>
-                </m:e>
-                <m:sup>
-                  <m:r>
-                    <m:t xml:space="preserve">2</m:t>
-                  </m:r>
-                </m:sup>
-              </m:sSup>
-              <m:r>
-                <m:t xml:space="preserve">−</m:t>
-              </m:r>
-              <m:sSup>
-                <m:e>
-                  <m:r>
-                    <m:t xml:space="preserve">m</m:t>
-                  </m:r>
-                </m:e>
-                <m:sup>
-                  <m:r>
-                    <m:t xml:space="preserve">2</m:t>
-                  </m:r>
-                </m:sup>
-              </m:sSup>
-              <m:r>
-                <m:t xml:space="preserve">+</m:t>
-              </m:r>
-              <m:r>
-                <m:t xml:space="preserve">iε</m:t>
-              </m:r>
-            </m:den>
-          </m:f>
-          <m:r>
-            <m:t xml:space="preserve">]</m:t>
+            <m:t xml:space="preserve"> </m:t>
           </m:r>
           <m:sSup>
             <m:e>
@@ -803,13 +861,21 @@
             </m:sup>
           </m:sSup>
           <m:r>
+            <m:t xml:space="preserve"> </m:t>
+          </m:r>
+          <m:r>
             <m:t xml:space="preserve">u</m:t>
           </m:r>
+          <m:d>
+            <m:dPr/>
+            <m:e>
+              <m:r>
+                <m:t xml:space="preserve">p</m:t>
+              </m:r>
+            </m:e>
+          </m:d>
           <m:r>
-            <m:t xml:space="preserve">p</m:t>
-          </m:r>
-          <m:r>
-            <m:t xml:space="preserve">,</m:t>
+            <m:t xml:space="preserve"> </m:t>
           </m:r>
           <m:sSub>
             <m:e>
@@ -823,12 +889,14 @@
               </m:r>
             </m:sub>
           </m:sSub>
-          <m:r>
-            <m:t xml:space="preserve">k</m:t>
-          </m:r>
-          <m:r>
-            <m:t xml:space="preserve">′</m:t>
-          </m:r>
+          <m:d>
+            <m:dPr/>
+            <m:e>
+              <m:r>
+                <m:t xml:space="preserve">k′</m:t>
+              </m:r>
+            </m:e>
+          </m:d>
           <m:sSub>
             <m:e>
               <m:r>
@@ -841,11 +909,16 @@
               </m:r>
             </m:sub>
           </m:sSub>
+          <m:d>
+            <m:dPr/>
+            <m:e>
+              <m:r>
+                <m:t xml:space="preserve">k</m:t>
+              </m:r>
+            </m:e>
+          </m:d>
           <m:r>
-            <m:t xml:space="preserve">k</m:t>
-          </m:r>
-          <m:r>
-            <m:t xml:space="preserve">,</m:t>
+            <m:t xml:space="preserve"> </m:t>
           </m:r>
           <m:sSup>
             <m:e>
@@ -857,27 +930,26 @@
               <m:r>
                 <m:t xml:space="preserve">i</m:t>
               </m:r>
-              <m:r>
-                <m:t xml:space="preserve">p</m:t>
-              </m:r>
-              <m:r>
-                <m:t xml:space="preserve">′</m:t>
-              </m:r>
-              <m:r>
-                <m:t xml:space="preserve">+</m:t>
-              </m:r>
-              <m:r>
-                <m:t xml:space="preserve">k</m:t>
-              </m:r>
-              <m:r>
-                <m:t xml:space="preserve">′</m:t>
-              </m:r>
-              <m:r>
-                <m:t xml:space="preserve">−</m:t>
-              </m:r>
-              <m:r>
-                <m:t xml:space="preserve">q</m:t>
-              </m:r>
+              <m:d>
+                <m:dPr/>
+                <m:e>
+                  <m:r>
+                    <m:t xml:space="preserve">p′</m:t>
+                  </m:r>
+                  <m:r>
+                    <m:t xml:space="preserve">+</m:t>
+                  </m:r>
+                  <m:r>
+                    <m:t xml:space="preserve">k′</m:t>
+                  </m:r>
+                  <m:r>
+                    <m:t xml:space="preserve">−</m:t>
+                  </m:r>
+                  <m:r>
+                    <m:t xml:space="preserve">q</m:t>
+                  </m:r>
+                </m:e>
+              </m:d>
               <m:sSub>
                 <m:e>
                   <m:r>
@@ -892,6 +964,9 @@
               </m:sSub>
             </m:sup>
           </m:sSup>
+          <m:r>
+            <m:t xml:space="preserve"> </m:t>
+          </m:r>
           <m:sSup>
             <m:e>
               <m:r>
@@ -902,21 +977,26 @@
               <m:r>
                 <m:t xml:space="preserve">i</m:t>
               </m:r>
-              <m:r>
-                <m:t xml:space="preserve">q</m:t>
-              </m:r>
-              <m:r>
-                <m:t xml:space="preserve">−</m:t>
-              </m:r>
-              <m:r>
-                <m:t xml:space="preserve">p</m:t>
-              </m:r>
-              <m:r>
-                <m:t xml:space="preserve">−</m:t>
-              </m:r>
-              <m:r>
-                <m:t xml:space="preserve">k</m:t>
-              </m:r>
+              <m:d>
+                <m:dPr/>
+                <m:e>
+                  <m:r>
+                    <m:t xml:space="preserve">q</m:t>
+                  </m:r>
+                  <m:r>
+                    <m:t xml:space="preserve">−</m:t>
+                  </m:r>
+                  <m:r>
+                    <m:t xml:space="preserve">p</m:t>
+                  </m:r>
+                  <m:r>
+                    <m:t xml:space="preserve">−</m:t>
+                  </m:r>
+                  <m:r>
+                    <m:t xml:space="preserve">k</m:t>
+                  </m:r>
+                </m:e>
+              </m:d>
               <m:sSub>
                 <m:e>
                   <m:r>
@@ -962,6 +1042,9 @@
           <m:r>
             <m:t xml:space="preserve">i</m:t>
           </m:r>
+          <m:r>
+            <m:t xml:space="preserve"> </m:t>
+          </m:r>
           <m:sSub>
             <m:e>
               <m:r>
@@ -979,9 +1062,14 @@
           </m:r>
           <m:sSup>
             <m:e>
-              <m:r>
-                <m:t xml:space="preserve">ie</m:t>
-              </m:r>
+              <m:d>
+                <m:dPr/>
+                <m:e>
+                  <m:r>
+                    <m:t xml:space="preserve">ie</m:t>
+                  </m:r>
+                </m:e>
+              </m:d>
             </m:e>
             <m:sup>
               <m:r>
@@ -990,16 +1078,21 @@
             </m:sup>
           </m:sSup>
           <m:r>
-            <m:t xml:space="preserve">,</m:t>
+            <m:t xml:space="preserve"> </m:t>
           </m:r>
           <m:r>
             <m:t xml:space="preserve">ū</m:t>
           </m:r>
+          <m:d>
+            <m:dPr/>
+            <m:e>
+              <m:r>
+                <m:t xml:space="preserve">p′</m:t>
+              </m:r>
+            </m:e>
+          </m:d>
           <m:r>
-            <m:t xml:space="preserve">p</m:t>
-          </m:r>
-          <m:r>
-            <m:t xml:space="preserve">′</m:t>
+            <m:t xml:space="preserve"> </m:t>
           </m:r>
           <m:sSup>
             <m:e>
@@ -1014,87 +1107,103 @@
             </m:sup>
           </m:sSup>
           <m:r>
-            <m:t xml:space="preserve">[</m:t>
+            <m:t xml:space="preserve"> </m:t>
           </m:r>
-          <m:r>
-            <m:t xml:space="preserve">i</m:t>
-          </m:r>
-          <m:f>
-            <m:num>
-              <m:acc>
-                <m:accPr>
-                  <m:chr m:val="/"/>
-                </m:accPr>
-                <m:e>
-                  <m:r>
-                    <m:t xml:space="preserve">p</m:t>
-                  </m:r>
-                </m:e>
-              </m:acc>
+          <m:d>
+            <m:dPr>
+              <m:begChr m:val="["/>
+              <m:endChr m:val="]"/>
+            </m:dPr>
+            <m:e>
               <m:r>
-                <m:t xml:space="preserve">+</m:t>
-              </m:r>
-              <m:acc>
-                <m:accPr>
-                  <m:chr m:val="/"/>
-                </m:accPr>
-                <m:e>
-                  <m:r>
-                    <m:t xml:space="preserve">k</m:t>
-                  </m:r>
-                </m:e>
-              </m:acc>
-              <m:r>
-                <m:t xml:space="preserve">+</m:t>
+                <m:t xml:space="preserve">i</m:t>
               </m:r>
               <m:r>
-                <m:t xml:space="preserve">m</m:t>
+                <m:t xml:space="preserve"> </m:t>
               </m:r>
-            </m:num>
-            <m:den>
-              <m:sSup>
-                <m:e>
+              <m:f>
+                <m:num>
+                  <m:acc>
+                    <m:accPr>
+                      <m:chr m:val="/"/>
+                    </m:accPr>
+                    <m:e>
+                      <m:r>
+                        <m:t xml:space="preserve">p</m:t>
+                      </m:r>
+                    </m:e>
+                  </m:acc>
                   <m:r>
-                    <m:t xml:space="preserve">p</m:t>
+                    <m:t xml:space="preserve">+</m:t>
                   </m:r>
+                  <m:acc>
+                    <m:accPr>
+                      <m:chr m:val="/"/>
+                    </m:accPr>
+                    <m:e>
+                      <m:r>
+                        <m:t xml:space="preserve">k</m:t>
+                      </m:r>
+                    </m:e>
+                  </m:acc>
                   <m:r>
                     <m:t xml:space="preserve">+</m:t>
                   </m:r>
                   <m:r>
-                    <m:t xml:space="preserve">k</m:t>
-                  </m:r>
-                </m:e>
-                <m:sup>
-                  <m:r>
-                    <m:t xml:space="preserve">2</m:t>
-                  </m:r>
-                </m:sup>
-              </m:sSup>
-              <m:r>
-                <m:t xml:space="preserve">−</m:t>
-              </m:r>
-              <m:sSup>
-                <m:e>
-                  <m:r>
                     <m:t xml:space="preserve">m</m:t>
                   </m:r>
-                </m:e>
-                <m:sup>
+                </m:num>
+                <m:den>
+                  <m:sSup>
+                    <m:e>
+                      <m:d>
+                        <m:dPr/>
+                        <m:e>
+                          <m:r>
+                            <m:t xml:space="preserve">p</m:t>
+                          </m:r>
+                          <m:r>
+                            <m:t xml:space="preserve">+</m:t>
+                          </m:r>
+                          <m:r>
+                            <m:t xml:space="preserve">k</m:t>
+                          </m:r>
+                        </m:e>
+                      </m:d>
+                    </m:e>
+                    <m:sup>
+                      <m:r>
+                        <m:t xml:space="preserve">2</m:t>
+                      </m:r>
+                    </m:sup>
+                  </m:sSup>
                   <m:r>
-                    <m:t xml:space="preserve">2</m:t>
+                    <m:t xml:space="preserve">−</m:t>
                   </m:r>
-                </m:sup>
-              </m:sSup>
-              <m:r>
-                <m:t xml:space="preserve">+</m:t>
-              </m:r>
-              <m:r>
-                <m:t xml:space="preserve">iε</m:t>
-              </m:r>
-            </m:den>
-          </m:f>
+                  <m:sSup>
+                    <m:e>
+                      <m:r>
+                        <m:t xml:space="preserve">m</m:t>
+                      </m:r>
+                    </m:e>
+                    <m:sup>
+                      <m:r>
+                        <m:t xml:space="preserve">2</m:t>
+                      </m:r>
+                    </m:sup>
+                  </m:sSup>
+                  <m:r>
+                    <m:t xml:space="preserve">+</m:t>
+                  </m:r>
+                  <m:r>
+                    <m:t xml:space="preserve">iε</m:t>
+                  </m:r>
+                </m:den>
+              </m:f>
+            </m:e>
+          </m:d>
           <m:r>
-            <m:t xml:space="preserve">]</m:t>
+            <m:t xml:space="preserve"> </m:t>
           </m:r>
           <m:sSup>
             <m:e>
@@ -1109,13 +1218,21 @@
             </m:sup>
           </m:sSup>
           <m:r>
+            <m:t xml:space="preserve"> </m:t>
+          </m:r>
+          <m:r>
             <m:t xml:space="preserve">u</m:t>
           </m:r>
+          <m:d>
+            <m:dPr/>
+            <m:e>
+              <m:r>
+                <m:t xml:space="preserve">p</m:t>
+              </m:r>
+            </m:e>
+          </m:d>
           <m:r>
-            <m:t xml:space="preserve">p</m:t>
-          </m:r>
-          <m:r>
-            <m:t xml:space="preserve">,</m:t>
+            <m:t xml:space="preserve"> </m:t>
           </m:r>
           <m:sSub>
             <m:e>
@@ -1129,11 +1246,16 @@
               </m:r>
             </m:sub>
           </m:sSub>
+          <m:d>
+            <m:dPr/>
+            <m:e>
+              <m:r>
+                <m:t xml:space="preserve">k′</m:t>
+              </m:r>
+            </m:e>
+          </m:d>
           <m:r>
-            <m:t xml:space="preserve">k</m:t>
-          </m:r>
-          <m:r>
-            <m:t xml:space="preserve">′</m:t>
+            <m:t xml:space="preserve"> </m:t>
           </m:r>
           <m:sSub>
             <m:e>
@@ -1147,9 +1269,14 @@
               </m:r>
             </m:sub>
           </m:sSub>
-          <m:r>
-            <m:t xml:space="preserve">k</m:t>
-          </m:r>
+          <m:d>
+            <m:dPr/>
+            <m:e>
+              <m:r>
+                <m:t xml:space="preserve">k</m:t>
+              </m:r>
+            </m:e>
+          </m:d>
         </m:oMath>
       </m:oMathPara>
     </w:p>
